--- a/use_cases_odys_ver2.docx
+++ b/use_cases_odys_ver2.docx
@@ -1313,15 +1313,7 @@
           <w:szCs w:val="28"/>
           <w:lang w:val="el-GR"/>
         </w:rPr>
-        <w:t>(7.α.3.)α.</w:t>
-      </w:r>
-      <w:r>
-        <w:rPr>
-          <w:sz w:val="28"/>
-          <w:szCs w:val="28"/>
-          <w:lang w:val="el-GR"/>
-        </w:rPr>
-        <w:t>3. Η περίπτωση χρήσης επιστρέφει στο βήμα 7.α.2 της εναλλακτικής ροής 2.</w:t>
+        <w:t>(7.α.3.)α.3. Η περίπτωση χρήσης επιστρέφει στο βήμα 7.α.2 της εναλλακτικής ροής 2.</w:t>
       </w:r>
     </w:p>
     <w:p>
@@ -1655,7 +1647,7 @@
           <w:sz w:val="28"/>
           <w:szCs w:val="28"/>
         </w:rPr>
-        <w:t>reject</w:t>
+        <w:t>decline</w:t>
       </w:r>
       <w:r>
         <w:rPr>
@@ -2215,6 +2207,7 @@
           <w:sz w:val="28"/>
           <w:szCs w:val="28"/>
           <w:u w:val="single"/>
+          <w:lang w:val="el-GR"/>
         </w:rPr>
       </w:pPr>
       <w:r>
@@ -3483,6 +3476,7 @@
         <w:rPr>
           <w:sz w:val="28"/>
           <w:szCs w:val="28"/>
+          <w:lang w:val="el-GR"/>
         </w:rPr>
       </w:pPr>
       <w:r>

--- a/use_cases_odys_ver2.docx
+++ b/use_cases_odys_ver2.docx
@@ -1122,7 +1122,88 @@
           <w:szCs w:val="28"/>
           <w:lang w:val="el-GR"/>
         </w:rPr>
-        <w:t>7.α.3. Το σύστημα ελέγχει αν τα στοιχεία είναι ορθά και τον ανακατευθύνει στην αρχική οθόνη.</w:t>
+        <w:t xml:space="preserve">7.α.3. Το σύστημα </w:t>
+      </w:r>
+      <w:r>
+        <w:rPr>
+          <w:sz w:val="28"/>
+          <w:szCs w:val="28"/>
+          <w:lang w:val="el-GR"/>
+        </w:rPr>
+        <w:t>διακρίνει</w:t>
+      </w:r>
+      <w:r>
+        <w:rPr>
+          <w:sz w:val="28"/>
+          <w:szCs w:val="28"/>
+          <w:lang w:val="el-GR"/>
+        </w:rPr>
+        <w:t xml:space="preserve"> </w:t>
+      </w:r>
+      <w:r>
+        <w:rPr>
+          <w:sz w:val="28"/>
+          <w:szCs w:val="28"/>
+          <w:lang w:val="el-GR"/>
+        </w:rPr>
+        <w:t xml:space="preserve">ότι </w:t>
+      </w:r>
+      <w:r>
+        <w:rPr>
+          <w:sz w:val="28"/>
+          <w:szCs w:val="28"/>
+          <w:lang w:val="el-GR"/>
+        </w:rPr>
+        <w:t>τα στοιχεία είναι ορθά</w:t>
+      </w:r>
+      <w:r>
+        <w:rPr>
+          <w:sz w:val="28"/>
+          <w:szCs w:val="28"/>
+          <w:lang w:val="el-GR"/>
+        </w:rPr>
+        <w:t>.</w:t>
+      </w:r>
+    </w:p>
+    <w:p>
+      <w:pPr>
+        <w:rPr>
+          <w:sz w:val="28"/>
+          <w:szCs w:val="28"/>
+          <w:lang w:val="el-GR"/>
+        </w:rPr>
+      </w:pPr>
+      <w:r>
+        <w:rPr>
+          <w:sz w:val="28"/>
+          <w:szCs w:val="28"/>
+          <w:lang w:val="el-GR"/>
+        </w:rPr>
+        <w:t xml:space="preserve">7.α.4. </w:t>
+      </w:r>
+      <w:r>
+        <w:rPr>
+          <w:sz w:val="28"/>
+          <w:szCs w:val="28"/>
+          <w:lang w:val="el-GR"/>
+        </w:rPr>
+        <w:t xml:space="preserve">Η περίπτωση χρήσης επιστρέφει στο βήμα </w:t>
+      </w:r>
+      <w:r>
+        <w:rPr>
+          <w:sz w:val="28"/>
+          <w:szCs w:val="28"/>
+          <w:lang w:val="el-GR"/>
+        </w:rPr>
+        <w:t xml:space="preserve">1 </w:t>
+      </w:r>
+      <w:r>
+        <w:rPr>
+          <w:sz w:val="28"/>
+          <w:szCs w:val="28"/>
+          <w:lang w:val="el-GR"/>
+        </w:rPr>
+        <w:t>της βασικής ροής.</w:t>
       </w:r>
     </w:p>
     <w:p>
@@ -1176,15 +1257,15 @@
           <w:szCs w:val="28"/>
           <w:lang w:val="el-GR"/>
         </w:rPr>
-        <w:t xml:space="preserve">(7.α.3.)α.1. Το σύστημα κατά την σύγκριση </w:t>
-      </w:r>
-      <w:r>
-        <w:rPr>
-          <w:sz w:val="28"/>
-          <w:szCs w:val="28"/>
-          <w:lang w:val="el-GR"/>
-        </w:rPr>
-        <w:t>του κωδικού</w:t>
+        <w:t xml:space="preserve">(7.α.3.)α.1. Το σύστημα </w:t>
+      </w:r>
+      <w:r>
+        <w:rPr>
+          <w:sz w:val="28"/>
+          <w:szCs w:val="28"/>
+          <w:lang w:val="el-GR"/>
+        </w:rPr>
+        <w:t>διακρίνει ότι</w:t>
       </w:r>
       <w:r>
         <w:rPr>
@@ -1200,6 +1281,38 @@
           <w:szCs w:val="28"/>
           <w:lang w:val="el-GR"/>
         </w:rPr>
+        <w:t xml:space="preserve">ο </w:t>
+      </w:r>
+      <w:r>
+        <w:rPr>
+          <w:sz w:val="28"/>
+          <w:szCs w:val="28"/>
+          <w:lang w:val="el-GR"/>
+        </w:rPr>
+        <w:t>κωδικ</w:t>
+      </w:r>
+      <w:r>
+        <w:rPr>
+          <w:sz w:val="28"/>
+          <w:szCs w:val="28"/>
+          <w:lang w:val="el-GR"/>
+        </w:rPr>
+        <w:t>ός</w:t>
+      </w:r>
+      <w:r>
+        <w:rPr>
+          <w:sz w:val="28"/>
+          <w:szCs w:val="28"/>
+          <w:lang w:val="el-GR"/>
+        </w:rPr>
+        <w:t xml:space="preserve"> </w:t>
+      </w:r>
+      <w:r>
+        <w:rPr>
+          <w:sz w:val="28"/>
+          <w:szCs w:val="28"/>
+          <w:lang w:val="el-GR"/>
+        </w:rPr>
         <w:t xml:space="preserve">που εισήγαγε ο </w:t>
       </w:r>
       <w:r>
@@ -1232,7 +1345,135 @@
           <w:szCs w:val="28"/>
           <w:lang w:val="el-GR"/>
         </w:rPr>
-        <w:t xml:space="preserve">με τον κωδικό που αντιστοιχεί στο </w:t>
+        <w:t>είναι λανθασμένος.</w:t>
+      </w:r>
+    </w:p>
+    <w:p>
+      <w:pPr>
+        <w:rPr>
+          <w:sz w:val="28"/>
+          <w:szCs w:val="28"/>
+          <w:lang w:val="el-GR"/>
+        </w:rPr>
+      </w:pPr>
+      <w:r>
+        <w:rPr>
+          <w:sz w:val="28"/>
+          <w:szCs w:val="28"/>
+          <w:lang w:val="el-GR"/>
+        </w:rPr>
+        <w:t xml:space="preserve">(7.α.3.)α.2. Το σύστημα ενημερώνει τον χρήστη </w:t>
+      </w:r>
+      <w:r>
+        <w:rPr>
+          <w:sz w:val="28"/>
+          <w:szCs w:val="28"/>
+          <w:lang w:val="el-GR"/>
+        </w:rPr>
+        <w:t xml:space="preserve">ότι τα στοιχεία του είναι λανθασμένα </w:t>
+      </w:r>
+      <w:r>
+        <w:rPr>
+          <w:sz w:val="28"/>
+          <w:szCs w:val="28"/>
+          <w:lang w:val="el-GR"/>
+        </w:rPr>
+        <w:t>και δεν επιτρέπει την σύνδεση του</w:t>
+      </w:r>
+      <w:r>
+        <w:rPr>
+          <w:sz w:val="28"/>
+          <w:szCs w:val="28"/>
+          <w:lang w:val="el-GR"/>
+        </w:rPr>
+        <w:t>.</w:t>
+      </w:r>
+    </w:p>
+    <w:p>
+      <w:pPr>
+        <w:rPr>
+          <w:sz w:val="28"/>
+          <w:szCs w:val="28"/>
+          <w:lang w:val="el-GR"/>
+        </w:rPr>
+      </w:pPr>
+      <w:r>
+        <w:rPr>
+          <w:sz w:val="28"/>
+          <w:szCs w:val="28"/>
+          <w:lang w:val="el-GR"/>
+        </w:rPr>
+        <w:t>(7.α.3.)α.3. Η περίπτωση χρήσης επιστρέφει στο βήμα 7.α.2 της εναλλακτικής ροής 2.</w:t>
+      </w:r>
+    </w:p>
+    <w:p>
+      <w:pPr>
+        <w:rPr>
+          <w:sz w:val="28"/>
+          <w:szCs w:val="28"/>
+          <w:u w:val="single"/>
+          <w:lang w:val="el-GR"/>
+        </w:rPr>
+      </w:pPr>
+      <w:r>
+        <w:rPr>
+          <w:sz w:val="28"/>
+          <w:szCs w:val="28"/>
+          <w:u w:val="single"/>
+          <w:lang w:val="el-GR"/>
+        </w:rPr>
+        <w:t xml:space="preserve">Εναλλακτική Ροή </w:t>
+      </w:r>
+      <w:r>
+        <w:rPr>
+          <w:sz w:val="28"/>
+          <w:szCs w:val="28"/>
+          <w:u w:val="single"/>
+          <w:lang w:val="el-GR"/>
+        </w:rPr>
+        <w:t>2.2</w:t>
+      </w:r>
+      <w:r>
+        <w:rPr>
+          <w:sz w:val="28"/>
+          <w:szCs w:val="28"/>
+          <w:u w:val="single"/>
+          <w:lang w:val="el-GR"/>
+        </w:rPr>
+        <w:t>:</w:t>
+      </w:r>
+    </w:p>
+    <w:p>
+      <w:pPr>
+        <w:rPr>
+          <w:sz w:val="28"/>
+          <w:szCs w:val="28"/>
+          <w:lang w:val="el-GR"/>
+        </w:rPr>
+      </w:pPr>
+      <w:r>
+        <w:rPr>
+          <w:sz w:val="28"/>
+          <w:szCs w:val="28"/>
+          <w:lang w:val="el-GR"/>
+        </w:rPr>
+        <w:t xml:space="preserve">(7.α.3.)β.1. </w:t>
+      </w:r>
+      <w:r>
+        <w:rPr>
+          <w:sz w:val="28"/>
+          <w:szCs w:val="28"/>
+          <w:lang w:val="el-GR"/>
+        </w:rPr>
+        <w:t xml:space="preserve">Το </w:t>
+      </w:r>
+      <w:r>
+        <w:rPr>
+          <w:sz w:val="28"/>
+          <w:szCs w:val="28"/>
+          <w:lang w:val="el-GR"/>
+        </w:rPr>
+        <w:t xml:space="preserve">σύστημα δεν βρήκε το </w:t>
       </w:r>
       <w:r>
         <w:rPr>
@@ -1247,48 +1488,7 @@
           <w:szCs w:val="28"/>
           <w:lang w:val="el-GR"/>
         </w:rPr>
-        <w:t xml:space="preserve">, </w:t>
-      </w:r>
-      <w:r>
-        <w:rPr>
-          <w:sz w:val="28"/>
-          <w:szCs w:val="28"/>
-          <w:lang w:val="el-GR"/>
-        </w:rPr>
-        <w:t>δεν βρήκε κάποια συσχέτιση.</w:t>
-      </w:r>
-    </w:p>
-    <w:p>
-      <w:pPr>
-        <w:rPr>
-          <w:sz w:val="28"/>
-          <w:szCs w:val="28"/>
-          <w:lang w:val="el-GR"/>
-        </w:rPr>
-      </w:pPr>
-      <w:r>
-        <w:rPr>
-          <w:sz w:val="28"/>
-          <w:szCs w:val="28"/>
-          <w:lang w:val="el-GR"/>
-        </w:rPr>
-        <w:t xml:space="preserve">(7.α.3.)α.2. Το σύστημα ενημερώνει τον χρήστη </w:t>
-      </w:r>
-      <w:r>
-        <w:rPr>
-          <w:sz w:val="28"/>
-          <w:szCs w:val="28"/>
-          <w:lang w:val="el-GR"/>
-        </w:rPr>
-        <w:t xml:space="preserve">ότι τα στοιχεία του είναι λανθασμένα </w:t>
-      </w:r>
-      <w:r>
-        <w:rPr>
-          <w:sz w:val="28"/>
-          <w:szCs w:val="28"/>
-          <w:lang w:val="el-GR"/>
-        </w:rPr>
-        <w:t>και δεν επιτρέπει την σύνδεση του</w:t>
+        <w:t xml:space="preserve"> που εισήγαγε ο χρήστης</w:t>
       </w:r>
       <w:r>
         <w:rPr>
@@ -1313,7 +1513,162 @@
           <w:szCs w:val="28"/>
           <w:lang w:val="el-GR"/>
         </w:rPr>
-        <w:t>(7.α.3.)α.3. Η περίπτωση χρήσης επιστρέφει στο βήμα 7.α.2 της εναλλακτικής ροής 2.</w:t>
+        <w:t xml:space="preserve">(7.α.3.)β.2. Το σύστημα ενημερώνει τον χρήστη να ελέγξει την ορθότητα του </w:t>
+      </w:r>
+      <w:r>
+        <w:rPr>
+          <w:sz w:val="28"/>
+          <w:szCs w:val="28"/>
+        </w:rPr>
+        <w:t>email</w:t>
+      </w:r>
+      <w:r>
+        <w:rPr>
+          <w:sz w:val="28"/>
+          <w:szCs w:val="28"/>
+          <w:lang w:val="el-GR"/>
+        </w:rPr>
+        <w:t xml:space="preserve"> ή να δημιουργήσει λογαριασμό.</w:t>
+      </w:r>
+    </w:p>
+    <w:p>
+      <w:pPr>
+        <w:rPr>
+          <w:sz w:val="28"/>
+          <w:szCs w:val="28"/>
+          <w:lang w:val="el-GR"/>
+        </w:rPr>
+      </w:pPr>
+      <w:r>
+        <w:rPr>
+          <w:sz w:val="28"/>
+          <w:szCs w:val="28"/>
+          <w:lang w:val="el-GR"/>
+        </w:rPr>
+        <w:t xml:space="preserve">(7.α.3.)β.2. Ο χρήστης επιλέγει να δημιουργήσει λογαριασμό πατώντας το κουμπί </w:t>
+      </w:r>
+      <w:r>
+        <w:rPr>
+          <w:sz w:val="28"/>
+          <w:szCs w:val="28"/>
+          <w:lang w:val="el-GR"/>
+        </w:rPr>
+        <w:t>“</w:t>
+      </w:r>
+      <w:r>
+        <w:rPr>
+          <w:sz w:val="28"/>
+          <w:szCs w:val="28"/>
+        </w:rPr>
+        <w:t>sig</w:t>
+      </w:r>
+      <w:r>
+        <w:rPr>
+          <w:sz w:val="28"/>
+          <w:szCs w:val="28"/>
+        </w:rPr>
+        <w:t>n</w:t>
+      </w:r>
+      <w:r>
+        <w:rPr>
+          <w:sz w:val="28"/>
+          <w:szCs w:val="28"/>
+          <w:lang w:val="el-GR"/>
+        </w:rPr>
+        <w:t xml:space="preserve"> </w:t>
+      </w:r>
+      <w:r>
+        <w:rPr>
+          <w:sz w:val="28"/>
+          <w:szCs w:val="28"/>
+        </w:rPr>
+        <w:t>in</w:t>
+      </w:r>
+      <w:r>
+        <w:rPr>
+          <w:sz w:val="28"/>
+          <w:szCs w:val="28"/>
+          <w:lang w:val="el-GR"/>
+        </w:rPr>
+        <w:t>”</w:t>
+      </w:r>
+      <w:r>
+        <w:rPr>
+          <w:sz w:val="28"/>
+          <w:szCs w:val="28"/>
+          <w:lang w:val="el-GR"/>
+        </w:rPr>
+        <w:t>.</w:t>
+      </w:r>
+    </w:p>
+    <w:p>
+      <w:pPr>
+        <w:rPr>
+          <w:sz w:val="28"/>
+          <w:szCs w:val="28"/>
+          <w:lang w:val="el-GR"/>
+        </w:rPr>
+      </w:pPr>
+      <w:r>
+        <w:rPr>
+          <w:sz w:val="28"/>
+          <w:szCs w:val="28"/>
+          <w:lang w:val="el-GR"/>
+        </w:rPr>
+        <w:t xml:space="preserve">(7.α.3.)β.3. Το σύστημα τον ανακατευθύνει στο </w:t>
+      </w:r>
+      <w:r>
+        <w:rPr>
+          <w:sz w:val="28"/>
+          <w:szCs w:val="28"/>
+        </w:rPr>
+        <w:t>sig</w:t>
+      </w:r>
+      <w:r>
+        <w:rPr>
+          <w:sz w:val="28"/>
+          <w:szCs w:val="28"/>
+        </w:rPr>
+        <w:t>n</w:t>
+      </w:r>
+      <w:r>
+        <w:rPr>
+          <w:sz w:val="28"/>
+          <w:szCs w:val="28"/>
+          <w:lang w:val="el-GR"/>
+        </w:rPr>
+        <w:t xml:space="preserve"> </w:t>
+      </w:r>
+      <w:r>
+        <w:rPr>
+          <w:sz w:val="28"/>
+          <w:szCs w:val="28"/>
+        </w:rPr>
+        <w:t>in</w:t>
+      </w:r>
+      <w:r>
+        <w:rPr>
+          <w:sz w:val="28"/>
+          <w:szCs w:val="28"/>
+          <w:lang w:val="el-GR"/>
+        </w:rPr>
+        <w:t xml:space="preserve"> πεδίο</w:t>
+      </w:r>
+      <w:r>
+        <w:rPr>
+          <w:sz w:val="28"/>
+          <w:szCs w:val="28"/>
+          <w:lang w:val="el-GR"/>
+        </w:rPr>
+        <w:t>.</w:t>
+      </w:r>
+      <w:r>
+        <w:rPr>
+          <w:sz w:val="28"/>
+          <w:szCs w:val="28"/>
+          <w:lang w:val="el-GR"/>
+        </w:rPr>
+        <w:t xml:space="preserve"> </w:t>
       </w:r>
     </w:p>
     <w:p>
@@ -1341,7 +1696,7 @@
           <w:u w:val="single"/>
           <w:lang w:val="el-GR"/>
         </w:rPr>
-        <w:t>2.2</w:t>
+        <w:t>3</w:t>
       </w:r>
       <w:r>
         <w:rPr>
@@ -1367,38 +1722,30 @@
           <w:szCs w:val="28"/>
           <w:lang w:val="el-GR"/>
         </w:rPr>
-        <w:t xml:space="preserve">(7.α.3.)β.1. </w:t>
-      </w:r>
-      <w:r>
-        <w:rPr>
-          <w:sz w:val="28"/>
-          <w:szCs w:val="28"/>
-          <w:lang w:val="el-GR"/>
-        </w:rPr>
-        <w:t xml:space="preserve">Το </w:t>
-      </w:r>
-      <w:r>
-        <w:rPr>
-          <w:sz w:val="28"/>
-          <w:szCs w:val="28"/>
-          <w:lang w:val="el-GR"/>
-        </w:rPr>
-        <w:t xml:space="preserve">σύστημα δεν βρήκε το </w:t>
-      </w:r>
-      <w:r>
-        <w:rPr>
-          <w:sz w:val="28"/>
-          <w:szCs w:val="28"/>
-        </w:rPr>
-        <w:t>email</w:t>
-      </w:r>
-      <w:r>
-        <w:rPr>
-          <w:sz w:val="28"/>
-          <w:szCs w:val="28"/>
-          <w:lang w:val="el-GR"/>
-        </w:rPr>
-        <w:t xml:space="preserve"> που εισήγαγε ο χρήστης</w:t>
+        <w:t xml:space="preserve">9.α.1. Ο χρήστης επιλέγει να απορρίψει την αίτηση επιλέγοντας το </w:t>
+      </w:r>
+      <w:r>
+        <w:rPr>
+          <w:sz w:val="28"/>
+          <w:szCs w:val="28"/>
+          <w:lang w:val="el-GR"/>
+        </w:rPr>
+        <w:t>“</w:t>
+      </w:r>
+      <w:r>
+        <w:rPr>
+          <w:sz w:val="28"/>
+          <w:szCs w:val="28"/>
+        </w:rPr>
+        <w:t>decline</w:t>
+      </w:r>
+      <w:r>
+        <w:rPr>
+          <w:sz w:val="28"/>
+          <w:szCs w:val="28"/>
+          <w:lang w:val="el-GR"/>
+        </w:rPr>
+        <w:t>”</w:t>
       </w:r>
       <w:r>
         <w:rPr>
@@ -1423,263 +1770,6 @@
           <w:szCs w:val="28"/>
           <w:lang w:val="el-GR"/>
         </w:rPr>
-        <w:t xml:space="preserve">(7.α.3.)β.2. Το σύστημα ενημερώνει τον χρήστη να ελέγξει την ορθότητα του </w:t>
-      </w:r>
-      <w:r>
-        <w:rPr>
-          <w:sz w:val="28"/>
-          <w:szCs w:val="28"/>
-        </w:rPr>
-        <w:t>email</w:t>
-      </w:r>
-      <w:r>
-        <w:rPr>
-          <w:sz w:val="28"/>
-          <w:szCs w:val="28"/>
-          <w:lang w:val="el-GR"/>
-        </w:rPr>
-        <w:t xml:space="preserve"> ή να δημιουργήσει λογαριασμό.</w:t>
-      </w:r>
-    </w:p>
-    <w:p>
-      <w:pPr>
-        <w:rPr>
-          <w:sz w:val="28"/>
-          <w:szCs w:val="28"/>
-          <w:lang w:val="el-GR"/>
-        </w:rPr>
-      </w:pPr>
-      <w:r>
-        <w:rPr>
-          <w:sz w:val="28"/>
-          <w:szCs w:val="28"/>
-          <w:lang w:val="el-GR"/>
-        </w:rPr>
-        <w:t xml:space="preserve">(7.α.3.)β.2. Ο χρήστης επιλέγει να δημιουργήσει λογαριασμό πατώντας το κουμπί </w:t>
-      </w:r>
-      <w:r>
-        <w:rPr>
-          <w:sz w:val="28"/>
-          <w:szCs w:val="28"/>
-          <w:lang w:val="el-GR"/>
-        </w:rPr>
-        <w:t>“</w:t>
-      </w:r>
-      <w:r>
-        <w:rPr>
-          <w:sz w:val="28"/>
-          <w:szCs w:val="28"/>
-        </w:rPr>
-        <w:t>sig</w:t>
-      </w:r>
-      <w:r>
-        <w:rPr>
-          <w:sz w:val="28"/>
-          <w:szCs w:val="28"/>
-        </w:rPr>
-        <w:t>n</w:t>
-      </w:r>
-      <w:r>
-        <w:rPr>
-          <w:sz w:val="28"/>
-          <w:szCs w:val="28"/>
-          <w:lang w:val="el-GR"/>
-        </w:rPr>
-        <w:t xml:space="preserve"> </w:t>
-      </w:r>
-      <w:r>
-        <w:rPr>
-          <w:sz w:val="28"/>
-          <w:szCs w:val="28"/>
-        </w:rPr>
-        <w:t>in</w:t>
-      </w:r>
-      <w:r>
-        <w:rPr>
-          <w:sz w:val="28"/>
-          <w:szCs w:val="28"/>
-          <w:lang w:val="el-GR"/>
-        </w:rPr>
-        <w:t>”</w:t>
-      </w:r>
-      <w:r>
-        <w:rPr>
-          <w:sz w:val="28"/>
-          <w:szCs w:val="28"/>
-          <w:lang w:val="el-GR"/>
-        </w:rPr>
-        <w:t>.</w:t>
-      </w:r>
-    </w:p>
-    <w:p>
-      <w:pPr>
-        <w:rPr>
-          <w:sz w:val="28"/>
-          <w:szCs w:val="28"/>
-          <w:lang w:val="el-GR"/>
-        </w:rPr>
-      </w:pPr>
-      <w:r>
-        <w:rPr>
-          <w:sz w:val="28"/>
-          <w:szCs w:val="28"/>
-          <w:lang w:val="el-GR"/>
-        </w:rPr>
-        <w:t xml:space="preserve">(7.α.3.)β.3. Το σύστημα τον ανακατευθύνει στο </w:t>
-      </w:r>
-      <w:r>
-        <w:rPr>
-          <w:sz w:val="28"/>
-          <w:szCs w:val="28"/>
-        </w:rPr>
-        <w:t>sig</w:t>
-      </w:r>
-      <w:r>
-        <w:rPr>
-          <w:sz w:val="28"/>
-          <w:szCs w:val="28"/>
-        </w:rPr>
-        <w:t>n</w:t>
-      </w:r>
-      <w:r>
-        <w:rPr>
-          <w:sz w:val="28"/>
-          <w:szCs w:val="28"/>
-          <w:lang w:val="el-GR"/>
-        </w:rPr>
-        <w:t xml:space="preserve"> </w:t>
-      </w:r>
-      <w:r>
-        <w:rPr>
-          <w:sz w:val="28"/>
-          <w:szCs w:val="28"/>
-        </w:rPr>
-        <w:t>in</w:t>
-      </w:r>
-      <w:r>
-        <w:rPr>
-          <w:sz w:val="28"/>
-          <w:szCs w:val="28"/>
-          <w:lang w:val="el-GR"/>
-        </w:rPr>
-        <w:t xml:space="preserve"> πεδίο</w:t>
-      </w:r>
-      <w:r>
-        <w:rPr>
-          <w:sz w:val="28"/>
-          <w:szCs w:val="28"/>
-          <w:lang w:val="el-GR"/>
-        </w:rPr>
-        <w:t>.</w:t>
-      </w:r>
-      <w:r>
-        <w:rPr>
-          <w:sz w:val="28"/>
-          <w:szCs w:val="28"/>
-          <w:lang w:val="el-GR"/>
-        </w:rPr>
-        <w:t xml:space="preserve"> </w:t>
-      </w:r>
-    </w:p>
-    <w:p>
-      <w:pPr>
-        <w:rPr>
-          <w:sz w:val="28"/>
-          <w:szCs w:val="28"/>
-          <w:u w:val="single"/>
-          <w:lang w:val="el-GR"/>
-        </w:rPr>
-      </w:pPr>
-      <w:r>
-        <w:rPr>
-          <w:sz w:val="28"/>
-          <w:szCs w:val="28"/>
-          <w:u w:val="single"/>
-          <w:lang w:val="el-GR"/>
-        </w:rPr>
-        <w:t xml:space="preserve">Εναλλακτική Ροή </w:t>
-      </w:r>
-      <w:r>
-        <w:rPr>
-          <w:sz w:val="28"/>
-          <w:szCs w:val="28"/>
-          <w:u w:val="single"/>
-          <w:lang w:val="el-GR"/>
-        </w:rPr>
-        <w:t>3</w:t>
-      </w:r>
-      <w:r>
-        <w:rPr>
-          <w:sz w:val="28"/>
-          <w:szCs w:val="28"/>
-          <w:u w:val="single"/>
-          <w:lang w:val="el-GR"/>
-        </w:rPr>
-        <w:t>:</w:t>
-      </w:r>
-    </w:p>
-    <w:p>
-      <w:pPr>
-        <w:rPr>
-          <w:sz w:val="28"/>
-          <w:szCs w:val="28"/>
-          <w:lang w:val="el-GR"/>
-        </w:rPr>
-      </w:pPr>
-      <w:r>
-        <w:rPr>
-          <w:sz w:val="28"/>
-          <w:szCs w:val="28"/>
-          <w:lang w:val="el-GR"/>
-        </w:rPr>
-        <w:t xml:space="preserve">9.α.1. Ο χρήστης επιλέγει να απορρίψει την αίτηση επιλέγοντας το </w:t>
-      </w:r>
-      <w:r>
-        <w:rPr>
-          <w:sz w:val="28"/>
-          <w:szCs w:val="28"/>
-          <w:lang w:val="el-GR"/>
-        </w:rPr>
-        <w:t>“</w:t>
-      </w:r>
-      <w:r>
-        <w:rPr>
-          <w:sz w:val="28"/>
-          <w:szCs w:val="28"/>
-        </w:rPr>
-        <w:t>decline</w:t>
-      </w:r>
-      <w:r>
-        <w:rPr>
-          <w:sz w:val="28"/>
-          <w:szCs w:val="28"/>
-          <w:lang w:val="el-GR"/>
-        </w:rPr>
-        <w:t>”</w:t>
-      </w:r>
-      <w:r>
-        <w:rPr>
-          <w:sz w:val="28"/>
-          <w:szCs w:val="28"/>
-          <w:lang w:val="el-GR"/>
-        </w:rPr>
-        <w:t>.</w:t>
-      </w:r>
-    </w:p>
-    <w:p>
-      <w:pPr>
-        <w:rPr>
-          <w:sz w:val="28"/>
-          <w:szCs w:val="28"/>
-          <w:lang w:val="el-GR"/>
-        </w:rPr>
-      </w:pPr>
-      <w:r>
-        <w:rPr>
-          <w:sz w:val="28"/>
-          <w:szCs w:val="28"/>
-          <w:lang w:val="el-GR"/>
-        </w:rPr>
         <w:t xml:space="preserve">9.α.2. Το σύστημα δεν </w:t>
       </w:r>
       <w:r>
@@ -1713,15 +1803,23 @@
           <w:szCs w:val="28"/>
           <w:lang w:val="el-GR"/>
         </w:rPr>
-        <w:t>Το σύστημα ανακατευθύνει τον χρήστη</w:t>
-      </w:r>
-      <w:r>
-        <w:rPr>
-          <w:sz w:val="28"/>
-          <w:szCs w:val="28"/>
-          <w:lang w:val="el-GR"/>
-        </w:rPr>
-        <w:t xml:space="preserve"> στο παράθυρο των αγγελιών.</w:t>
+        <w:t xml:space="preserve">Η περίπτωση χρήσης επιστρέφει στο βήμα </w:t>
+      </w:r>
+      <w:r>
+        <w:rPr>
+          <w:sz w:val="28"/>
+          <w:szCs w:val="28"/>
+          <w:lang w:val="el-GR"/>
+        </w:rPr>
+        <w:t xml:space="preserve">1 </w:t>
+      </w:r>
+      <w:r>
+        <w:rPr>
+          <w:sz w:val="28"/>
+          <w:szCs w:val="28"/>
+          <w:lang w:val="el-GR"/>
+        </w:rPr>
+        <w:t>της βασικής ροής.</w:t>
       </w:r>
     </w:p>
     <w:p>
